--- a/samples/output/full_document.docx
+++ b/samples/output/full_document.docx
@@ -2310,42 +2310,167 @@
         <w:t>86. Alqoritmin blok-sxeminə əsasən a dəyişəninin çapa veriləcək qiymətinin 32 olması üçün n dəyişəninin daxil edilə biləcək ən kiçik natural qiymətinin rəqəmləri cəmini tapın.</w:t>
       </w:r>
     </w:p>
-    <w:p>
-      <w:r>
-        <w:drawing>
-          <wp:inline xmlns:a="http://schemas.openxmlformats.org/drawingml/2006/main" xmlns:pic="http://schemas.openxmlformats.org/drawingml/2006/picture">
-            <wp:extent cx="4114800" cy="5586120"/>
-            <wp:docPr id="20" name="Picture 20"/>
-            <wp:cNvGraphicFramePr>
-              <a:graphicFrameLocks noChangeAspect="1"/>
-            </wp:cNvGraphicFramePr>
-            <a:graphic>
-              <a:graphicData uri="http://schemas.openxmlformats.org/drawingml/2006/picture">
-                <pic:pic>
-                  <pic:nvPicPr>
-                    <pic:cNvPr id="0" name="image.png"/>
-                    <pic:cNvPicPr/>
-                  </pic:nvPicPr>
-                  <pic:blipFill>
-                    <a:blip r:embed="rId9"/>
-                    <a:stretch>
-                      <a:fillRect/>
-                    </a:stretch>
-                  </pic:blipFill>
-                  <pic:spPr>
-                    <a:xfrm>
-                      <a:off x="0" y="0"/>
-                      <a:ext cx="4114800" cy="5586120"/>
-                    </a:xfrm>
-                    <a:prstGeom prst="rect"/>
-                  </pic:spPr>
-                </pic:pic>
-              </a:graphicData>
-            </a:graphic>
-          </wp:inline>
-        </w:drawing>
-      </w:r>
-    </w:p>
+    <w:tbl>
+      <w:tblPr>
+        <w:tblStyle w:val="TableGrid"/>
+        <w:tblW w:type="auto" w:w="0"/>
+        <w:tblLook w:firstColumn="1" w:firstRow="1" w:lastColumn="0" w:lastRow="0" w:noHBand="0" w:noVBand="1" w:val="04A0"/>
+      </w:tblPr>
+      <w:tblGrid>
+        <w:gridCol w:w="4320"/>
+        <w:gridCol w:w="4320"/>
+      </w:tblGrid>
+      <w:tr>
+        <w:tc>
+          <w:tcPr>
+            <w:tcW w:type="dxa" w:w="4320"/>
+          </w:tcPr>
+          <w:p>
+            <w:r>
+              <w:t>1. 65</w:t>
+            </w:r>
+            <w:r>
+              <w:rPr>
+                <w:vertAlign w:val="subscript"/>
+              </w:rPr>
+              <w:t>10</w:t>
+            </w:r>
+          </w:p>
+        </w:tc>
+        <w:tc>
+          <w:tcPr>
+            <w:tcW w:type="dxa" w:w="4320"/>
+          </w:tcPr>
+          <w:p>
+            <w:r>
+              <w:t>a. 110011</w:t>
+            </w:r>
+            <w:r>
+              <w:rPr>
+                <w:vertAlign w:val="subscript"/>
+              </w:rPr>
+              <w:t>2</w:t>
+            </w:r>
+          </w:p>
+        </w:tc>
+      </w:tr>
+      <w:tr>
+        <w:tc>
+          <w:tcPr>
+            <w:tcW w:type="dxa" w:w="4320"/>
+          </w:tcPr>
+          <w:p>
+            <w:r>
+              <w:t>2. 51</w:t>
+            </w:r>
+            <w:r>
+              <w:rPr>
+                <w:vertAlign w:val="subscript"/>
+              </w:rPr>
+              <w:t>10</w:t>
+            </w:r>
+          </w:p>
+        </w:tc>
+        <w:tc>
+          <w:tcPr>
+            <w:tcW w:type="dxa" w:w="4320"/>
+          </w:tcPr>
+          <w:p>
+            <w:r>
+              <w:t>b. 33</w:t>
+            </w:r>
+            <w:r>
+              <w:rPr>
+                <w:vertAlign w:val="subscript"/>
+              </w:rPr>
+              <w:t>16</w:t>
+            </w:r>
+          </w:p>
+        </w:tc>
+      </w:tr>
+      <w:tr>
+        <w:tc>
+          <w:tcPr>
+            <w:tcW w:type="dxa" w:w="4320"/>
+          </w:tcPr>
+          <w:p>
+            <w:r>
+              <w:t>3. 27</w:t>
+            </w:r>
+            <w:r>
+              <w:rPr>
+                <w:vertAlign w:val="subscript"/>
+              </w:rPr>
+              <w:t>10</w:t>
+            </w:r>
+          </w:p>
+        </w:tc>
+        <w:tc>
+          <w:tcPr>
+            <w:tcW w:type="dxa" w:w="4320"/>
+          </w:tcPr>
+          <w:p>
+            <w:r>
+              <w:t>c. 1B</w:t>
+            </w:r>
+            <w:r>
+              <w:rPr>
+                <w:vertAlign w:val="subscript"/>
+              </w:rPr>
+              <w:t>16</w:t>
+            </w:r>
+          </w:p>
+        </w:tc>
+      </w:tr>
+      <w:tr>
+        <w:tc>
+          <w:tcPr>
+            <w:tcW w:type="dxa" w:w="4320"/>
+          </w:tcPr>
+          <w:p/>
+        </w:tc>
+        <w:tc>
+          <w:tcPr>
+            <w:tcW w:type="dxa" w:w="4320"/>
+          </w:tcPr>
+          <w:p>
+            <w:r>
+              <w:t>d. 33</w:t>
+            </w:r>
+            <w:r>
+              <w:rPr>
+                <w:vertAlign w:val="subscript"/>
+              </w:rPr>
+              <w:t>8</w:t>
+            </w:r>
+          </w:p>
+        </w:tc>
+      </w:tr>
+      <w:tr>
+        <w:tc>
+          <w:tcPr>
+            <w:tcW w:type="dxa" w:w="4320"/>
+          </w:tcPr>
+          <w:p/>
+        </w:tc>
+        <w:tc>
+          <w:tcPr>
+            <w:tcW w:type="dxa" w:w="4320"/>
+          </w:tcPr>
+          <w:p>
+            <w:r>
+              <w:t>e. 101</w:t>
+            </w:r>
+            <w:r>
+              <w:rPr>
+                <w:vertAlign w:val="subscript"/>
+              </w:rPr>
+              <w:t>8</w:t>
+            </w:r>
+          </w:p>
+        </w:tc>
+      </w:tr>
+    </w:tbl>
     <w:p>
       <w:r>
         <w:t>Qeyd: bu sualın blok-sxemi orijinal PDF-də növbəti səhifənin (səh. 42) əvvəlində yerləşir.</w:t>

--- a/samples/output/full_document.docx
+++ b/samples/output/full_document.docx
@@ -2310,10 +2310,23 @@
         <w:t>86. Alqoritmin blok-sxeminə əsasən a dəyişəninin çapa veriləcək qiymətinin 32 olması üçün n dəyişəninin daxil edilə biləcək ən kiçik natural qiymətinin rəqəmləri cəmini tapın.</w:t>
       </w:r>
     </w:p>
+    <w:p>
+      <w:r>
+        <w:t>87. Uyğunluğu müəyyən edin.</w:t>
+      </w:r>
+    </w:p>
     <w:tbl>
       <w:tblPr>
         <w:tblStyle w:val="TableGrid"/>
         <w:tblW w:type="auto" w:w="0"/>
+        <w:tblBorders>
+          <w:top w:val="nil"/>
+          <w:left w:val="nil"/>
+          <w:bottom w:val="nil"/>
+          <w:right w:val="nil"/>
+          <w:insideH w:val="nil"/>
+          <w:insideV w:val="nil"/>
+        </w:tblBorders>
         <w:tblLook w:firstColumn="1" w:firstRow="1" w:lastColumn="0" w:lastRow="0" w:noHBand="0" w:noVBand="1" w:val="04A0"/>
       </w:tblPr>
       <w:tblGrid>
